--- a/s-s-event-bogor/print-notebooks/06-waste/06-blank-tables.docx
+++ b/s-s-event-bogor/print-notebooks/06-waste/06-blank-tables.docx
@@ -8,7 +8,7 @@
           <w:rFonts w:ascii="Arial" w:hAnsi="Arial"/>
           <w:b w:val="0"/>
           <w:color w:val="0A5455"/>
-          <w:sz w:val="32"/>
+          <w:sz w:val="20"/>
         </w:rPr>
         <w:t>Waste and Emissions Account -- Blank Tables</w:t>
       </w:r>
@@ -19,7 +19,7 @@
           <w:rFonts w:ascii="Arial" w:hAnsi="Arial"/>
           <w:b w:val="0"/>
           <w:color w:val="3B9C7B"/>
-          <w:sz w:val="22"/>
+          <w:sz w:val="20"/>
         </w:rPr>
         <w:t>SEEA-CF: tracking what the economy puts into the marine environment</w:t>
       </w:r>
@@ -33,19 +33,22 @@
           <w:rFonts w:ascii="Arial" w:hAnsi="Arial"/>
           <w:b w:val="0"/>
           <w:color w:val="717171"/>
-          <w:sz w:val="18"/>
+          <w:sz w:val="20"/>
         </w:rPr>
         <w:t>Country: ____________  |  Year: ______</w:t>
       </w:r>
     </w:p>
     <w:p/>
     <w:p>
+      <w:pPr>
+        <w:keepNext/>
+      </w:pPr>
       <w:r>
         <w:rPr>
           <w:rFonts w:ascii="Arial" w:hAnsi="Arial"/>
           <w:b w:val="0"/>
           <w:color w:val="0A5455"/>
-          <w:sz w:val="32"/>
+          <w:sz w:val="20"/>
         </w:rPr>
         <w:t>Table 9: Water Emissions to Sea (tonnes/year)</w:t>
       </w:r>
@@ -1072,12 +1075,15 @@
     </w:tbl>
     <w:p/>
     <w:p>
+      <w:pPr>
+        <w:keepNext/>
+      </w:pPr>
       <w:r>
         <w:rPr>
           <w:rFonts w:ascii="Arial" w:hAnsi="Arial"/>
           <w:b w:val="0"/>
           <w:color w:val="0A5455"/>
-          <w:sz w:val="32"/>
+          <w:sz w:val="20"/>
         </w:rPr>
         <w:t>Table 10: Solid Waste Entering the Marine Environment (tonnes/year)</w:t>
       </w:r>
@@ -1938,12 +1944,15 @@
     </w:tbl>
     <w:p/>
     <w:p>
+      <w:pPr>
+        <w:keepNext/>
+      </w:pPr>
       <w:r>
         <w:rPr>
           <w:rFonts w:ascii="Arial" w:hAnsi="Arial"/>
           <w:b w:val="0"/>
           <w:color w:val="0A5455"/>
-          <w:sz w:val="32"/>
+          <w:sz w:val="20"/>
         </w:rPr>
         <w:t>Table 11: Air Emissions from Ocean Industries (tonnes/year)</w:t>
       </w:r>

--- a/s-s-event-bogor/print-notebooks/06-waste/06-blank-tables.docx
+++ b/s-s-event-bogor/print-notebooks/06-waste/06-blank-tables.docx
@@ -27,6 +27,7 @@
     <w:p>
       <w:pPr>
         <w:spacing w:before="40"/>
+        <w:keepNext w:val="true"/>
       </w:pPr>
       <w:r>
         <w:rPr>
@@ -66,6 +67,7 @@
           <w:insideH w:val="single" w:sz="4" w:color="404040"/>
           <w:insideV w:val="single" w:sz="4" w:color="404040"/>
         </w:tblBorders>
+        <w:tblLayout w:type="fixed"/>
       </w:tblPr>
       <w:tblGrid>
         <w:gridCol w:w="2357"/>
@@ -76,14 +78,18 @@
         <w:gridCol w:w="2357"/>
       </w:tblGrid>
       <w:tr>
+        <w:trPr>
+          <w:cantSplit w:val="true"/>
+        </w:trPr>
         <w:tc>
           <w:tcPr>
-            <w:tcW w:type="dxa" w:w="2357"/>
+            <w:tcW w:type="dxa" w:w="2552"/>
             <w:shd w:fill="3B9C7B"/>
           </w:tcPr>
           <w:p>
             <w:pPr>
               <w:jc w:val="center"/>
+              <w:keepNext w:val="true"/>
             </w:pPr>
             <w:r/>
             <w:r>
@@ -99,12 +105,13 @@
         </w:tc>
         <w:tc>
           <w:tcPr>
-            <w:tcW w:type="dxa" w:w="2357"/>
+            <w:tcW w:type="dxa" w:w="1659"/>
             <w:shd w:fill="3B9C7B"/>
           </w:tcPr>
           <w:p>
             <w:pPr>
               <w:jc w:val="center"/>
+              <w:keepNext w:val="true"/>
             </w:pPr>
             <w:r/>
             <w:r>
@@ -122,12 +129,13 @@
         </w:tc>
         <w:tc>
           <w:tcPr>
-            <w:tcW w:type="dxa" w:w="2357"/>
+            <w:tcW w:type="dxa" w:w="1659"/>
             <w:shd w:fill="3B9C7B"/>
           </w:tcPr>
           <w:p>
             <w:pPr>
               <w:jc w:val="center"/>
+              <w:keepNext w:val="true"/>
             </w:pPr>
             <w:r/>
             <w:r>
@@ -145,12 +153,13 @@
         </w:tc>
         <w:tc>
           <w:tcPr>
-            <w:tcW w:type="dxa" w:w="2357"/>
+            <w:tcW w:type="dxa" w:w="1404"/>
             <w:shd w:fill="3B9C7B"/>
           </w:tcPr>
           <w:p>
             <w:pPr>
               <w:jc w:val="center"/>
+              <w:keepNext w:val="true"/>
             </w:pPr>
             <w:r/>
             <w:r>
@@ -168,12 +177,13 @@
         </w:tc>
         <w:tc>
           <w:tcPr>
-            <w:tcW w:type="dxa" w:w="2357"/>
+            <w:tcW w:type="dxa" w:w="1531"/>
             <w:shd w:fill="3B9C7B"/>
           </w:tcPr>
           <w:p>
             <w:pPr>
               <w:jc w:val="center"/>
+              <w:keepNext w:val="true"/>
             </w:pPr>
             <w:r/>
             <w:r>
@@ -191,12 +201,13 @@
         </w:tc>
         <w:tc>
           <w:tcPr>
-            <w:tcW w:type="dxa" w:w="2357"/>
+            <w:tcW w:type="dxa" w:w="833"/>
             <w:shd w:fill="3B9C7B"/>
           </w:tcPr>
           <w:p>
             <w:pPr>
               <w:jc w:val="center"/>
+              <w:keepNext w:val="true"/>
             </w:pPr>
             <w:r/>
             <w:r>
@@ -212,14 +223,18 @@
         </w:tc>
       </w:tr>
       <w:tr>
+        <w:trPr>
+          <w:cantSplit w:val="true"/>
+        </w:trPr>
         <w:tc>
           <w:tcPr>
-            <w:tcW w:type="dxa" w:w="2357"/>
+            <w:tcW w:type="dxa" w:w="2552"/>
             <w:shd w:fill="0A5455"/>
           </w:tcPr>
           <w:p>
             <w:pPr>
               <w:spacing w:before="60" w:after="60"/>
+              <w:keepNext w:val="true"/>
             </w:pPr>
             <w:r/>
             <w:r>
@@ -235,12 +250,13 @@
         </w:tc>
         <w:tc>
           <w:tcPr>
-            <w:tcW w:type="dxa" w:w="2357"/>
+            <w:tcW w:type="dxa" w:w="1659"/>
             <w:shd w:fill="FFF2CC"/>
           </w:tcPr>
           <w:p>
             <w:pPr>
               <w:spacing w:before="60" w:after="60"/>
+              <w:keepNext w:val="true"/>
             </w:pPr>
             <w:r/>
             <w:r>
@@ -255,12 +271,13 @@
         </w:tc>
         <w:tc>
           <w:tcPr>
-            <w:tcW w:type="dxa" w:w="2357"/>
+            <w:tcW w:type="dxa" w:w="1659"/>
             <w:shd w:fill="FFF2CC"/>
           </w:tcPr>
           <w:p>
             <w:pPr>
               <w:spacing w:before="60" w:after="60"/>
+              <w:keepNext w:val="true"/>
             </w:pPr>
             <w:r/>
             <w:r>
@@ -275,12 +292,13 @@
         </w:tc>
         <w:tc>
           <w:tcPr>
-            <w:tcW w:type="dxa" w:w="2357"/>
+            <w:tcW w:type="dxa" w:w="1404"/>
             <w:shd w:fill="FFF2CC"/>
           </w:tcPr>
           <w:p>
             <w:pPr>
               <w:spacing w:before="60" w:after="60"/>
+              <w:keepNext w:val="true"/>
             </w:pPr>
             <w:r/>
             <w:r>
@@ -295,12 +313,13 @@
         </w:tc>
         <w:tc>
           <w:tcPr>
-            <w:tcW w:type="dxa" w:w="2357"/>
+            <w:tcW w:type="dxa" w:w="1531"/>
             <w:shd w:fill="FFF2CC"/>
           </w:tcPr>
           <w:p>
             <w:pPr>
               <w:spacing w:before="60" w:after="60"/>
+              <w:keepNext w:val="true"/>
             </w:pPr>
             <w:r/>
             <w:r>
@@ -315,12 +334,13 @@
         </w:tc>
         <w:tc>
           <w:tcPr>
-            <w:tcW w:type="dxa" w:w="2357"/>
+            <w:tcW w:type="dxa" w:w="833"/>
             <w:shd w:fill="FFF2CC"/>
           </w:tcPr>
           <w:p>
             <w:pPr>
               <w:spacing w:before="60" w:after="60"/>
+              <w:keepNext w:val="true"/>
             </w:pPr>
             <w:r/>
             <w:r>
@@ -335,14 +355,18 @@
         </w:tc>
       </w:tr>
       <w:tr>
+        <w:trPr>
+          <w:cantSplit w:val="true"/>
+        </w:trPr>
         <w:tc>
           <w:tcPr>
-            <w:tcW w:type="dxa" w:w="2357"/>
+            <w:tcW w:type="dxa" w:w="2552"/>
             <w:shd w:fill="0A5455"/>
           </w:tcPr>
           <w:p>
             <w:pPr>
               <w:spacing w:before="60" w:after="60"/>
+              <w:keepNext w:val="true"/>
             </w:pPr>
             <w:r/>
             <w:r>
@@ -358,12 +382,13 @@
         </w:tc>
         <w:tc>
           <w:tcPr>
-            <w:tcW w:type="dxa" w:w="2357"/>
+            <w:tcW w:type="dxa" w:w="1659"/>
             <w:shd w:fill="FFF2CC"/>
           </w:tcPr>
           <w:p>
             <w:pPr>
               <w:spacing w:before="60" w:after="60"/>
+              <w:keepNext w:val="true"/>
             </w:pPr>
             <w:r/>
             <w:r>
@@ -378,12 +403,13 @@
         </w:tc>
         <w:tc>
           <w:tcPr>
-            <w:tcW w:type="dxa" w:w="2357"/>
+            <w:tcW w:type="dxa" w:w="1659"/>
             <w:shd w:fill="FFF2CC"/>
           </w:tcPr>
           <w:p>
             <w:pPr>
               <w:spacing w:before="60" w:after="60"/>
+              <w:keepNext w:val="true"/>
             </w:pPr>
             <w:r/>
             <w:r>
@@ -398,12 +424,13 @@
         </w:tc>
         <w:tc>
           <w:tcPr>
-            <w:tcW w:type="dxa" w:w="2357"/>
+            <w:tcW w:type="dxa" w:w="1404"/>
             <w:shd w:fill="FFF2CC"/>
           </w:tcPr>
           <w:p>
             <w:pPr>
               <w:spacing w:before="60" w:after="60"/>
+              <w:keepNext w:val="true"/>
             </w:pPr>
             <w:r/>
             <w:r>
@@ -418,12 +445,13 @@
         </w:tc>
         <w:tc>
           <w:tcPr>
-            <w:tcW w:type="dxa" w:w="2357"/>
+            <w:tcW w:type="dxa" w:w="1531"/>
             <w:shd w:fill="FFF2CC"/>
           </w:tcPr>
           <w:p>
             <w:pPr>
               <w:spacing w:before="60" w:after="60"/>
+              <w:keepNext w:val="true"/>
             </w:pPr>
             <w:r/>
             <w:r>
@@ -438,12 +466,13 @@
         </w:tc>
         <w:tc>
           <w:tcPr>
-            <w:tcW w:type="dxa" w:w="2357"/>
+            <w:tcW w:type="dxa" w:w="833"/>
             <w:shd w:fill="FFF2CC"/>
           </w:tcPr>
           <w:p>
             <w:pPr>
               <w:spacing w:before="60" w:after="60"/>
+              <w:keepNext w:val="true"/>
             </w:pPr>
             <w:r/>
             <w:r>
@@ -458,9 +487,12 @@
         </w:tc>
       </w:tr>
       <w:tr>
+        <w:trPr>
+          <w:cantSplit w:val="true"/>
+        </w:trPr>
         <w:tc>
           <w:tcPr>
-            <w:tcW w:type="dxa" w:w="2357"/>
+            <w:tcW w:type="dxa" w:w="2552"/>
             <w:shd w:fill="0A5455"/>
           </w:tcPr>
           <w:p>
@@ -481,7 +513,7 @@
         </w:tc>
         <w:tc>
           <w:tcPr>
-            <w:tcW w:type="dxa" w:w="2357"/>
+            <w:tcW w:type="dxa" w:w="1659"/>
             <w:shd w:fill="FFF2CC"/>
           </w:tcPr>
           <w:p>
@@ -501,7 +533,7 @@
         </w:tc>
         <w:tc>
           <w:tcPr>
-            <w:tcW w:type="dxa" w:w="2357"/>
+            <w:tcW w:type="dxa" w:w="1659"/>
             <w:shd w:fill="FFF2CC"/>
           </w:tcPr>
           <w:p>
@@ -521,7 +553,7 @@
         </w:tc>
         <w:tc>
           <w:tcPr>
-            <w:tcW w:type="dxa" w:w="2357"/>
+            <w:tcW w:type="dxa" w:w="1404"/>
             <w:shd w:fill="FFF2CC"/>
           </w:tcPr>
           <w:p>
@@ -541,7 +573,7 @@
         </w:tc>
         <w:tc>
           <w:tcPr>
-            <w:tcW w:type="dxa" w:w="2357"/>
+            <w:tcW w:type="dxa" w:w="1531"/>
             <w:shd w:fill="FFF2CC"/>
           </w:tcPr>
           <w:p>
@@ -561,7 +593,7 @@
         </w:tc>
         <w:tc>
           <w:tcPr>
-            <w:tcW w:type="dxa" w:w="2357"/>
+            <w:tcW w:type="dxa" w:w="833"/>
             <w:shd w:fill="FFF2CC"/>
           </w:tcPr>
           <w:p>
@@ -581,9 +613,12 @@
         </w:tc>
       </w:tr>
       <w:tr>
+        <w:trPr>
+          <w:cantSplit w:val="true"/>
+        </w:trPr>
         <w:tc>
           <w:tcPr>
-            <w:tcW w:type="dxa" w:w="2357"/>
+            <w:tcW w:type="dxa" w:w="2552"/>
             <w:shd w:fill="0A5455"/>
           </w:tcPr>
           <w:p>
@@ -604,7 +639,7 @@
         </w:tc>
         <w:tc>
           <w:tcPr>
-            <w:tcW w:type="dxa" w:w="2357"/>
+            <w:tcW w:type="dxa" w:w="1659"/>
             <w:shd w:fill="FFF2CC"/>
           </w:tcPr>
           <w:p>
@@ -624,7 +659,7 @@
         </w:tc>
         <w:tc>
           <w:tcPr>
-            <w:tcW w:type="dxa" w:w="2357"/>
+            <w:tcW w:type="dxa" w:w="1659"/>
             <w:shd w:fill="FFF2CC"/>
           </w:tcPr>
           <w:p>
@@ -644,7 +679,7 @@
         </w:tc>
         <w:tc>
           <w:tcPr>
-            <w:tcW w:type="dxa" w:w="2357"/>
+            <w:tcW w:type="dxa" w:w="1404"/>
             <w:shd w:fill="FFF2CC"/>
           </w:tcPr>
           <w:p>
@@ -664,7 +699,7 @@
         </w:tc>
         <w:tc>
           <w:tcPr>
-            <w:tcW w:type="dxa" w:w="2357"/>
+            <w:tcW w:type="dxa" w:w="1531"/>
             <w:shd w:fill="FFF2CC"/>
           </w:tcPr>
           <w:p>
@@ -684,7 +719,7 @@
         </w:tc>
         <w:tc>
           <w:tcPr>
-            <w:tcW w:type="dxa" w:w="2357"/>
+            <w:tcW w:type="dxa" w:w="833"/>
             <w:shd w:fill="FFF2CC"/>
           </w:tcPr>
           <w:p>
@@ -704,9 +739,12 @@
         </w:tc>
       </w:tr>
       <w:tr>
+        <w:trPr>
+          <w:cantSplit w:val="true"/>
+        </w:trPr>
         <w:tc>
           <w:tcPr>
-            <w:tcW w:type="dxa" w:w="2357"/>
+            <w:tcW w:type="dxa" w:w="2552"/>
             <w:shd w:fill="0A5455"/>
           </w:tcPr>
           <w:p>
@@ -727,7 +765,7 @@
         </w:tc>
         <w:tc>
           <w:tcPr>
-            <w:tcW w:type="dxa" w:w="2357"/>
+            <w:tcW w:type="dxa" w:w="1659"/>
             <w:shd w:fill="FFF2CC"/>
           </w:tcPr>
           <w:p>
@@ -747,7 +785,7 @@
         </w:tc>
         <w:tc>
           <w:tcPr>
-            <w:tcW w:type="dxa" w:w="2357"/>
+            <w:tcW w:type="dxa" w:w="1659"/>
             <w:shd w:fill="FFF2CC"/>
           </w:tcPr>
           <w:p>
@@ -767,7 +805,7 @@
         </w:tc>
         <w:tc>
           <w:tcPr>
-            <w:tcW w:type="dxa" w:w="2357"/>
+            <w:tcW w:type="dxa" w:w="1404"/>
             <w:shd w:fill="FFF2CC"/>
           </w:tcPr>
           <w:p>
@@ -787,7 +825,7 @@
         </w:tc>
         <w:tc>
           <w:tcPr>
-            <w:tcW w:type="dxa" w:w="2357"/>
+            <w:tcW w:type="dxa" w:w="1531"/>
             <w:shd w:fill="FFF2CC"/>
           </w:tcPr>
           <w:p>
@@ -807,7 +845,7 @@
         </w:tc>
         <w:tc>
           <w:tcPr>
-            <w:tcW w:type="dxa" w:w="2357"/>
+            <w:tcW w:type="dxa" w:w="833"/>
             <w:shd w:fill="FFF2CC"/>
           </w:tcPr>
           <w:p>
@@ -827,9 +865,12 @@
         </w:tc>
       </w:tr>
       <w:tr>
+        <w:trPr>
+          <w:cantSplit w:val="true"/>
+        </w:trPr>
         <w:tc>
           <w:tcPr>
-            <w:tcW w:type="dxa" w:w="2357"/>
+            <w:tcW w:type="dxa" w:w="2552"/>
             <w:shd w:fill="0A5455"/>
           </w:tcPr>
           <w:p>
@@ -850,7 +891,7 @@
         </w:tc>
         <w:tc>
           <w:tcPr>
-            <w:tcW w:type="dxa" w:w="2357"/>
+            <w:tcW w:type="dxa" w:w="1659"/>
             <w:shd w:fill="FFF2CC"/>
           </w:tcPr>
           <w:p>
@@ -870,7 +911,7 @@
         </w:tc>
         <w:tc>
           <w:tcPr>
-            <w:tcW w:type="dxa" w:w="2357"/>
+            <w:tcW w:type="dxa" w:w="1659"/>
             <w:shd w:fill="FFF2CC"/>
           </w:tcPr>
           <w:p>
@@ -890,7 +931,7 @@
         </w:tc>
         <w:tc>
           <w:tcPr>
-            <w:tcW w:type="dxa" w:w="2357"/>
+            <w:tcW w:type="dxa" w:w="1404"/>
             <w:shd w:fill="FFF2CC"/>
           </w:tcPr>
           <w:p>
@@ -910,7 +951,7 @@
         </w:tc>
         <w:tc>
           <w:tcPr>
-            <w:tcW w:type="dxa" w:w="2357"/>
+            <w:tcW w:type="dxa" w:w="1531"/>
             <w:shd w:fill="FFF2CC"/>
           </w:tcPr>
           <w:p>
@@ -930,7 +971,7 @@
         </w:tc>
         <w:tc>
           <w:tcPr>
-            <w:tcW w:type="dxa" w:w="2357"/>
+            <w:tcW w:type="dxa" w:w="833"/>
             <w:shd w:fill="FFF2CC"/>
           </w:tcPr>
           <w:p>
@@ -950,9 +991,12 @@
         </w:tc>
       </w:tr>
       <w:tr>
+        <w:trPr>
+          <w:cantSplit w:val="true"/>
+        </w:trPr>
         <w:tc>
           <w:tcPr>
-            <w:tcW w:type="dxa" w:w="2357"/>
+            <w:tcW w:type="dxa" w:w="2552"/>
             <w:shd w:fill="0A5455"/>
           </w:tcPr>
           <w:p>
@@ -973,7 +1017,7 @@
         </w:tc>
         <w:tc>
           <w:tcPr>
-            <w:tcW w:type="dxa" w:w="2357"/>
+            <w:tcW w:type="dxa" w:w="1659"/>
             <w:shd w:fill="FFF2CC"/>
           </w:tcPr>
           <w:p>
@@ -993,7 +1037,7 @@
         </w:tc>
         <w:tc>
           <w:tcPr>
-            <w:tcW w:type="dxa" w:w="2357"/>
+            <w:tcW w:type="dxa" w:w="1659"/>
             <w:shd w:fill="FFF2CC"/>
           </w:tcPr>
           <w:p>
@@ -1013,7 +1057,7 @@
         </w:tc>
         <w:tc>
           <w:tcPr>
-            <w:tcW w:type="dxa" w:w="2357"/>
+            <w:tcW w:type="dxa" w:w="1404"/>
             <w:shd w:fill="FFF2CC"/>
           </w:tcPr>
           <w:p>
@@ -1033,7 +1077,7 @@
         </w:tc>
         <w:tc>
           <w:tcPr>
-            <w:tcW w:type="dxa" w:w="2357"/>
+            <w:tcW w:type="dxa" w:w="1531"/>
             <w:shd w:fill="FFF2CC"/>
           </w:tcPr>
           <w:p>
@@ -1053,7 +1097,7 @@
         </w:tc>
         <w:tc>
           <w:tcPr>
-            <w:tcW w:type="dxa" w:w="2357"/>
+            <w:tcW w:type="dxa" w:w="833"/>
             <w:shd w:fill="FFF2CC"/>
           </w:tcPr>
           <w:p>
@@ -1101,6 +1145,7 @@
           <w:insideH w:val="single" w:sz="4" w:color="404040"/>
           <w:insideV w:val="single" w:sz="4" w:color="404040"/>
         </w:tblBorders>
+        <w:tblLayout w:type="fixed"/>
       </w:tblPr>
       <w:tblGrid>
         <w:gridCol w:w="2828"/>
@@ -1110,14 +1155,18 @@
         <w:gridCol w:w="2828"/>
       </w:tblGrid>
       <w:tr>
+        <w:trPr>
+          <w:cantSplit w:val="true"/>
+        </w:trPr>
         <w:tc>
           <w:tcPr>
-            <w:tcW w:type="dxa" w:w="2828"/>
+            <w:tcW w:type="dxa" w:w="3887"/>
             <w:shd w:fill="3B9C7B"/>
           </w:tcPr>
           <w:p>
             <w:pPr>
               <w:jc w:val="center"/>
+              <w:keepNext w:val="true"/>
             </w:pPr>
             <w:r/>
             <w:r>
@@ -1133,12 +1182,13 @@
         </w:tc>
         <w:tc>
           <w:tcPr>
-            <w:tcW w:type="dxa" w:w="2828"/>
+            <w:tcW w:type="dxa" w:w="1690"/>
             <w:shd w:fill="3B9C7B"/>
           </w:tcPr>
           <w:p>
             <w:pPr>
               <w:jc w:val="center"/>
+              <w:keepNext w:val="true"/>
             </w:pPr>
             <w:r/>
             <w:r>
@@ -1156,12 +1206,13 @@
         </w:tc>
         <w:tc>
           <w:tcPr>
-            <w:tcW w:type="dxa" w:w="2828"/>
+            <w:tcW w:type="dxa" w:w="1521"/>
             <w:shd w:fill="3B9C7B"/>
           </w:tcPr>
           <w:p>
             <w:pPr>
               <w:jc w:val="center"/>
+              <w:keepNext w:val="true"/>
             </w:pPr>
             <w:r/>
             <w:r>
@@ -1179,12 +1230,13 @@
         </w:tc>
         <w:tc>
           <w:tcPr>
-            <w:tcW w:type="dxa" w:w="2828"/>
+            <w:tcW w:type="dxa" w:w="850"/>
             <w:shd w:fill="3B9C7B"/>
           </w:tcPr>
           <w:p>
             <w:pPr>
               <w:jc w:val="center"/>
+              <w:keepNext w:val="true"/>
             </w:pPr>
             <w:r/>
             <w:r>
@@ -1200,12 +1252,13 @@
         </w:tc>
         <w:tc>
           <w:tcPr>
-            <w:tcW w:type="dxa" w:w="2828"/>
+            <w:tcW w:type="dxa" w:w="1690"/>
             <w:shd w:fill="3B9C7B"/>
           </w:tcPr>
           <w:p>
             <w:pPr>
               <w:jc w:val="center"/>
+              <w:keepNext w:val="true"/>
             </w:pPr>
             <w:r/>
             <w:r>
@@ -1221,14 +1274,18 @@
         </w:tc>
       </w:tr>
       <w:tr>
+        <w:trPr>
+          <w:cantSplit w:val="true"/>
+        </w:trPr>
         <w:tc>
           <w:tcPr>
-            <w:tcW w:type="dxa" w:w="2828"/>
+            <w:tcW w:type="dxa" w:w="3887"/>
             <w:shd w:fill="0A5455"/>
           </w:tcPr>
           <w:p>
             <w:pPr>
               <w:spacing w:before="60" w:after="60"/>
+              <w:keepNext w:val="true"/>
             </w:pPr>
             <w:r/>
             <w:r>
@@ -1244,12 +1301,13 @@
         </w:tc>
         <w:tc>
           <w:tcPr>
-            <w:tcW w:type="dxa" w:w="2828"/>
+            <w:tcW w:type="dxa" w:w="1690"/>
             <w:shd w:fill="FFF2CC"/>
           </w:tcPr>
           <w:p>
             <w:pPr>
               <w:spacing w:before="60" w:after="60"/>
+              <w:keepNext w:val="true"/>
             </w:pPr>
             <w:r/>
             <w:r>
@@ -1264,12 +1322,13 @@
         </w:tc>
         <w:tc>
           <w:tcPr>
-            <w:tcW w:type="dxa" w:w="2828"/>
+            <w:tcW w:type="dxa" w:w="1521"/>
             <w:shd w:fill="FFF2CC"/>
           </w:tcPr>
           <w:p>
             <w:pPr>
               <w:spacing w:before="60" w:after="60"/>
+              <w:keepNext w:val="true"/>
             </w:pPr>
             <w:r/>
             <w:r>
@@ -1284,12 +1343,13 @@
         </w:tc>
         <w:tc>
           <w:tcPr>
-            <w:tcW w:type="dxa" w:w="2828"/>
+            <w:tcW w:type="dxa" w:w="850"/>
             <w:shd w:fill="FFF2CC"/>
           </w:tcPr>
           <w:p>
             <w:pPr>
               <w:spacing w:before="60" w:after="60"/>
+              <w:keepNext w:val="true"/>
             </w:pPr>
             <w:r/>
             <w:r>
@@ -1304,12 +1364,13 @@
         </w:tc>
         <w:tc>
           <w:tcPr>
-            <w:tcW w:type="dxa" w:w="2828"/>
+            <w:tcW w:type="dxa" w:w="1690"/>
             <w:shd w:fill="FFF2CC"/>
           </w:tcPr>
           <w:p>
             <w:pPr>
               <w:spacing w:before="60" w:after="60"/>
+              <w:keepNext w:val="true"/>
             </w:pPr>
             <w:r/>
             <w:r>
@@ -1324,14 +1385,18 @@
         </w:tc>
       </w:tr>
       <w:tr>
+        <w:trPr>
+          <w:cantSplit w:val="true"/>
+        </w:trPr>
         <w:tc>
           <w:tcPr>
-            <w:tcW w:type="dxa" w:w="2828"/>
+            <w:tcW w:type="dxa" w:w="3887"/>
             <w:shd w:fill="0A5455"/>
           </w:tcPr>
           <w:p>
             <w:pPr>
               <w:spacing w:before="60" w:after="60"/>
+              <w:keepNext w:val="true"/>
             </w:pPr>
             <w:r/>
             <w:r>
@@ -1347,12 +1412,13 @@
         </w:tc>
         <w:tc>
           <w:tcPr>
-            <w:tcW w:type="dxa" w:w="2828"/>
+            <w:tcW w:type="dxa" w:w="1690"/>
             <w:shd w:fill="FFF2CC"/>
           </w:tcPr>
           <w:p>
             <w:pPr>
               <w:spacing w:before="60" w:after="60"/>
+              <w:keepNext w:val="true"/>
             </w:pPr>
             <w:r/>
             <w:r>
@@ -1367,12 +1433,13 @@
         </w:tc>
         <w:tc>
           <w:tcPr>
-            <w:tcW w:type="dxa" w:w="2828"/>
+            <w:tcW w:type="dxa" w:w="1521"/>
             <w:shd w:fill="FFF2CC"/>
           </w:tcPr>
           <w:p>
             <w:pPr>
               <w:spacing w:before="60" w:after="60"/>
+              <w:keepNext w:val="true"/>
             </w:pPr>
             <w:r/>
             <w:r>
@@ -1387,12 +1454,13 @@
         </w:tc>
         <w:tc>
           <w:tcPr>
-            <w:tcW w:type="dxa" w:w="2828"/>
+            <w:tcW w:type="dxa" w:w="850"/>
             <w:shd w:fill="FFF2CC"/>
           </w:tcPr>
           <w:p>
             <w:pPr>
               <w:spacing w:before="60" w:after="60"/>
+              <w:keepNext w:val="true"/>
             </w:pPr>
             <w:r/>
             <w:r>
@@ -1407,12 +1475,13 @@
         </w:tc>
         <w:tc>
           <w:tcPr>
-            <w:tcW w:type="dxa" w:w="2828"/>
+            <w:tcW w:type="dxa" w:w="1690"/>
             <w:shd w:fill="FFF2CC"/>
           </w:tcPr>
           <w:p>
             <w:pPr>
               <w:spacing w:before="60" w:after="60"/>
+              <w:keepNext w:val="true"/>
             </w:pPr>
             <w:r/>
             <w:r>
@@ -1427,9 +1496,12 @@
         </w:tc>
       </w:tr>
       <w:tr>
+        <w:trPr>
+          <w:cantSplit w:val="true"/>
+        </w:trPr>
         <w:tc>
           <w:tcPr>
-            <w:tcW w:type="dxa" w:w="2828"/>
+            <w:tcW w:type="dxa" w:w="3887"/>
             <w:shd w:fill="0A5455"/>
           </w:tcPr>
           <w:p>
@@ -1450,7 +1522,7 @@
         </w:tc>
         <w:tc>
           <w:tcPr>
-            <w:tcW w:type="dxa" w:w="2828"/>
+            <w:tcW w:type="dxa" w:w="1690"/>
             <w:shd w:fill="FFF2CC"/>
           </w:tcPr>
           <w:p>
@@ -1470,7 +1542,7 @@
         </w:tc>
         <w:tc>
           <w:tcPr>
-            <w:tcW w:type="dxa" w:w="2828"/>
+            <w:tcW w:type="dxa" w:w="1521"/>
             <w:shd w:fill="FFF2CC"/>
           </w:tcPr>
           <w:p>
@@ -1490,7 +1562,7 @@
         </w:tc>
         <w:tc>
           <w:tcPr>
-            <w:tcW w:type="dxa" w:w="2828"/>
+            <w:tcW w:type="dxa" w:w="850"/>
             <w:shd w:fill="FFF2CC"/>
           </w:tcPr>
           <w:p>
@@ -1510,7 +1582,7 @@
         </w:tc>
         <w:tc>
           <w:tcPr>
-            <w:tcW w:type="dxa" w:w="2828"/>
+            <w:tcW w:type="dxa" w:w="1690"/>
             <w:shd w:fill="FFF2CC"/>
           </w:tcPr>
           <w:p>
@@ -1530,9 +1602,12 @@
         </w:tc>
       </w:tr>
       <w:tr>
+        <w:trPr>
+          <w:cantSplit w:val="true"/>
+        </w:trPr>
         <w:tc>
           <w:tcPr>
-            <w:tcW w:type="dxa" w:w="2828"/>
+            <w:tcW w:type="dxa" w:w="3887"/>
             <w:shd w:fill="0A5455"/>
           </w:tcPr>
           <w:p>
@@ -1553,7 +1628,7 @@
         </w:tc>
         <w:tc>
           <w:tcPr>
-            <w:tcW w:type="dxa" w:w="2828"/>
+            <w:tcW w:type="dxa" w:w="1690"/>
             <w:shd w:fill="FFF2CC"/>
           </w:tcPr>
           <w:p>
@@ -1573,7 +1648,7 @@
         </w:tc>
         <w:tc>
           <w:tcPr>
-            <w:tcW w:type="dxa" w:w="2828"/>
+            <w:tcW w:type="dxa" w:w="1521"/>
             <w:shd w:fill="FFF2CC"/>
           </w:tcPr>
           <w:p>
@@ -1593,7 +1668,7 @@
         </w:tc>
         <w:tc>
           <w:tcPr>
-            <w:tcW w:type="dxa" w:w="2828"/>
+            <w:tcW w:type="dxa" w:w="850"/>
             <w:shd w:fill="FFF2CC"/>
           </w:tcPr>
           <w:p>
@@ -1613,7 +1688,7 @@
         </w:tc>
         <w:tc>
           <w:tcPr>
-            <w:tcW w:type="dxa" w:w="2828"/>
+            <w:tcW w:type="dxa" w:w="1690"/>
             <w:shd w:fill="FFF2CC"/>
           </w:tcPr>
           <w:p>
@@ -1633,9 +1708,12 @@
         </w:tc>
       </w:tr>
       <w:tr>
+        <w:trPr>
+          <w:cantSplit w:val="true"/>
+        </w:trPr>
         <w:tc>
           <w:tcPr>
-            <w:tcW w:type="dxa" w:w="2828"/>
+            <w:tcW w:type="dxa" w:w="3887"/>
             <w:shd w:fill="0A5455"/>
           </w:tcPr>
           <w:p>
@@ -1656,7 +1734,7 @@
         </w:tc>
         <w:tc>
           <w:tcPr>
-            <w:tcW w:type="dxa" w:w="2828"/>
+            <w:tcW w:type="dxa" w:w="1690"/>
             <w:shd w:fill="FFF2CC"/>
           </w:tcPr>
           <w:p>
@@ -1676,7 +1754,7 @@
         </w:tc>
         <w:tc>
           <w:tcPr>
-            <w:tcW w:type="dxa" w:w="2828"/>
+            <w:tcW w:type="dxa" w:w="1521"/>
             <w:shd w:fill="FFF2CC"/>
           </w:tcPr>
           <w:p>
@@ -1696,7 +1774,7 @@
         </w:tc>
         <w:tc>
           <w:tcPr>
-            <w:tcW w:type="dxa" w:w="2828"/>
+            <w:tcW w:type="dxa" w:w="850"/>
             <w:shd w:fill="FFF2CC"/>
           </w:tcPr>
           <w:p>
@@ -1716,7 +1794,7 @@
         </w:tc>
         <w:tc>
           <w:tcPr>
-            <w:tcW w:type="dxa" w:w="2828"/>
+            <w:tcW w:type="dxa" w:w="1690"/>
             <w:shd w:fill="FFF2CC"/>
           </w:tcPr>
           <w:p>
@@ -1736,9 +1814,12 @@
         </w:tc>
       </w:tr>
       <w:tr>
+        <w:trPr>
+          <w:cantSplit w:val="true"/>
+        </w:trPr>
         <w:tc>
           <w:tcPr>
-            <w:tcW w:type="dxa" w:w="2828"/>
+            <w:tcW w:type="dxa" w:w="3887"/>
             <w:shd w:fill="0A5455"/>
           </w:tcPr>
           <w:p>
@@ -1759,7 +1840,7 @@
         </w:tc>
         <w:tc>
           <w:tcPr>
-            <w:tcW w:type="dxa" w:w="2828"/>
+            <w:tcW w:type="dxa" w:w="1690"/>
             <w:shd w:fill="FFF2CC"/>
           </w:tcPr>
           <w:p>
@@ -1779,7 +1860,7 @@
         </w:tc>
         <w:tc>
           <w:tcPr>
-            <w:tcW w:type="dxa" w:w="2828"/>
+            <w:tcW w:type="dxa" w:w="1521"/>
             <w:shd w:fill="FFF2CC"/>
           </w:tcPr>
           <w:p>
@@ -1799,7 +1880,7 @@
         </w:tc>
         <w:tc>
           <w:tcPr>
-            <w:tcW w:type="dxa" w:w="2828"/>
+            <w:tcW w:type="dxa" w:w="850"/>
             <w:shd w:fill="FFF2CC"/>
           </w:tcPr>
           <w:p>
@@ -1819,7 +1900,7 @@
         </w:tc>
         <w:tc>
           <w:tcPr>
-            <w:tcW w:type="dxa" w:w="2828"/>
+            <w:tcW w:type="dxa" w:w="1690"/>
             <w:shd w:fill="FFF2CC"/>
           </w:tcPr>
           <w:p>
@@ -1839,9 +1920,12 @@
         </w:tc>
       </w:tr>
       <w:tr>
+        <w:trPr>
+          <w:cantSplit w:val="true"/>
+        </w:trPr>
         <w:tc>
           <w:tcPr>
-            <w:tcW w:type="dxa" w:w="2828"/>
+            <w:tcW w:type="dxa" w:w="3887"/>
             <w:shd w:fill="0A5455"/>
           </w:tcPr>
           <w:p>
@@ -1862,7 +1946,7 @@
         </w:tc>
         <w:tc>
           <w:tcPr>
-            <w:tcW w:type="dxa" w:w="2828"/>
+            <w:tcW w:type="dxa" w:w="1690"/>
             <w:shd w:fill="FFF2CC"/>
           </w:tcPr>
           <w:p>
@@ -1882,7 +1966,7 @@
         </w:tc>
         <w:tc>
           <w:tcPr>
-            <w:tcW w:type="dxa" w:w="2828"/>
+            <w:tcW w:type="dxa" w:w="1521"/>
             <w:shd w:fill="FFF2CC"/>
           </w:tcPr>
           <w:p>
@@ -1902,7 +1986,7 @@
         </w:tc>
         <w:tc>
           <w:tcPr>
-            <w:tcW w:type="dxa" w:w="2828"/>
+            <w:tcW w:type="dxa" w:w="850"/>
             <w:shd w:fill="FFF2CC"/>
           </w:tcPr>
           <w:p>
@@ -1922,7 +2006,7 @@
         </w:tc>
         <w:tc>
           <w:tcPr>
-            <w:tcW w:type="dxa" w:w="2828"/>
+            <w:tcW w:type="dxa" w:w="1690"/>
             <w:shd w:fill="FFF2CC"/>
           </w:tcPr>
           <w:p>
@@ -1970,6 +2054,7 @@
           <w:insideH w:val="single" w:sz="4" w:color="404040"/>
           <w:insideV w:val="single" w:sz="4" w:color="404040"/>
         </w:tblBorders>
+        <w:tblLayout w:type="fixed"/>
       </w:tblPr>
       <w:tblGrid>
         <w:gridCol w:w="2828"/>
@@ -1979,14 +2064,18 @@
         <w:gridCol w:w="2828"/>
       </w:tblGrid>
       <w:tr>
+        <w:trPr>
+          <w:cantSplit w:val="true"/>
+        </w:trPr>
         <w:tc>
           <w:tcPr>
-            <w:tcW w:type="dxa" w:w="2828"/>
+            <w:tcW w:type="dxa" w:w="3213"/>
             <w:shd w:fill="3B9C7B"/>
           </w:tcPr>
           <w:p>
             <w:pPr>
               <w:jc w:val="center"/>
+              <w:keepNext w:val="true"/>
             </w:pPr>
             <w:r/>
             <w:r>
@@ -2002,12 +2091,13 @@
         </w:tc>
         <w:tc>
           <w:tcPr>
-            <w:tcW w:type="dxa" w:w="2828"/>
+            <w:tcW w:type="dxa" w:w="1606"/>
             <w:shd w:fill="3B9C7B"/>
           </w:tcPr>
           <w:p>
             <w:pPr>
               <w:jc w:val="center"/>
+              <w:keepNext w:val="true"/>
             </w:pPr>
             <w:r/>
             <w:r>
@@ -2025,12 +2115,13 @@
         </w:tc>
         <w:tc>
           <w:tcPr>
-            <w:tcW w:type="dxa" w:w="2828"/>
+            <w:tcW w:type="dxa" w:w="1606"/>
             <w:shd w:fill="3B9C7B"/>
           </w:tcPr>
           <w:p>
             <w:pPr>
               <w:jc w:val="center"/>
+              <w:keepNext w:val="true"/>
             </w:pPr>
             <w:r/>
             <w:r>
@@ -2048,12 +2139,13 @@
         </w:tc>
         <w:tc>
           <w:tcPr>
-            <w:tcW w:type="dxa" w:w="2828"/>
+            <w:tcW w:type="dxa" w:w="1606"/>
             <w:shd w:fill="3B9C7B"/>
           </w:tcPr>
           <w:p>
             <w:pPr>
               <w:jc w:val="center"/>
+              <w:keepNext w:val="true"/>
             </w:pPr>
             <w:r/>
             <w:r>
@@ -2071,12 +2163,13 @@
         </w:tc>
         <w:tc>
           <w:tcPr>
-            <w:tcW w:type="dxa" w:w="2828"/>
+            <w:tcW w:type="dxa" w:w="1606"/>
             <w:shd w:fill="3B9C7B"/>
           </w:tcPr>
           <w:p>
             <w:pPr>
               <w:jc w:val="center"/>
+              <w:keepNext w:val="true"/>
             </w:pPr>
             <w:r/>
             <w:r>
@@ -2094,14 +2187,18 @@
         </w:tc>
       </w:tr>
       <w:tr>
+        <w:trPr>
+          <w:cantSplit w:val="true"/>
+        </w:trPr>
         <w:tc>
           <w:tcPr>
-            <w:tcW w:type="dxa" w:w="2828"/>
+            <w:tcW w:type="dxa" w:w="3213"/>
             <w:shd w:fill="0A5455"/>
           </w:tcPr>
           <w:p>
             <w:pPr>
               <w:spacing w:before="60" w:after="60"/>
+              <w:keepNext w:val="true"/>
             </w:pPr>
             <w:r/>
             <w:r>
@@ -2117,12 +2214,13 @@
         </w:tc>
         <w:tc>
           <w:tcPr>
-            <w:tcW w:type="dxa" w:w="2828"/>
+            <w:tcW w:type="dxa" w:w="1606"/>
             <w:shd w:fill="FFF2CC"/>
           </w:tcPr>
           <w:p>
             <w:pPr>
               <w:spacing w:before="60" w:after="60"/>
+              <w:keepNext w:val="true"/>
             </w:pPr>
             <w:r/>
             <w:r>
@@ -2137,12 +2235,13 @@
         </w:tc>
         <w:tc>
           <w:tcPr>
-            <w:tcW w:type="dxa" w:w="2828"/>
+            <w:tcW w:type="dxa" w:w="1606"/>
             <w:shd w:fill="FFF2CC"/>
           </w:tcPr>
           <w:p>
             <w:pPr>
               <w:spacing w:before="60" w:after="60"/>
+              <w:keepNext w:val="true"/>
             </w:pPr>
             <w:r/>
             <w:r>
@@ -2157,12 +2256,13 @@
         </w:tc>
         <w:tc>
           <w:tcPr>
-            <w:tcW w:type="dxa" w:w="2828"/>
+            <w:tcW w:type="dxa" w:w="1606"/>
             <w:shd w:fill="FFF2CC"/>
           </w:tcPr>
           <w:p>
             <w:pPr>
               <w:spacing w:before="60" w:after="60"/>
+              <w:keepNext w:val="true"/>
             </w:pPr>
             <w:r/>
             <w:r>
@@ -2177,12 +2277,13 @@
         </w:tc>
         <w:tc>
           <w:tcPr>
-            <w:tcW w:type="dxa" w:w="2828"/>
+            <w:tcW w:type="dxa" w:w="1606"/>
             <w:shd w:fill="FFF2CC"/>
           </w:tcPr>
           <w:p>
             <w:pPr>
               <w:spacing w:before="60" w:after="60"/>
+              <w:keepNext w:val="true"/>
             </w:pPr>
             <w:r/>
             <w:r>
@@ -2197,14 +2298,18 @@
         </w:tc>
       </w:tr>
       <w:tr>
+        <w:trPr>
+          <w:cantSplit w:val="true"/>
+        </w:trPr>
         <w:tc>
           <w:tcPr>
-            <w:tcW w:type="dxa" w:w="2828"/>
+            <w:tcW w:type="dxa" w:w="3213"/>
             <w:shd w:fill="0A5455"/>
           </w:tcPr>
           <w:p>
             <w:pPr>
               <w:spacing w:before="60" w:after="60"/>
+              <w:keepNext w:val="true"/>
             </w:pPr>
             <w:r/>
             <w:r>
@@ -2220,12 +2325,13 @@
         </w:tc>
         <w:tc>
           <w:tcPr>
-            <w:tcW w:type="dxa" w:w="2828"/>
+            <w:tcW w:type="dxa" w:w="1606"/>
             <w:shd w:fill="FFF2CC"/>
           </w:tcPr>
           <w:p>
             <w:pPr>
               <w:spacing w:before="60" w:after="60"/>
+              <w:keepNext w:val="true"/>
             </w:pPr>
             <w:r/>
             <w:r>
@@ -2240,12 +2346,13 @@
         </w:tc>
         <w:tc>
           <w:tcPr>
-            <w:tcW w:type="dxa" w:w="2828"/>
+            <w:tcW w:type="dxa" w:w="1606"/>
             <w:shd w:fill="FFF2CC"/>
           </w:tcPr>
           <w:p>
             <w:pPr>
               <w:spacing w:before="60" w:after="60"/>
+              <w:keepNext w:val="true"/>
             </w:pPr>
             <w:r/>
             <w:r>
@@ -2260,12 +2367,13 @@
         </w:tc>
         <w:tc>
           <w:tcPr>
-            <w:tcW w:type="dxa" w:w="2828"/>
+            <w:tcW w:type="dxa" w:w="1606"/>
             <w:shd w:fill="FFF2CC"/>
           </w:tcPr>
           <w:p>
             <w:pPr>
               <w:spacing w:before="60" w:after="60"/>
+              <w:keepNext w:val="true"/>
             </w:pPr>
             <w:r/>
             <w:r>
@@ -2280,12 +2388,13 @@
         </w:tc>
         <w:tc>
           <w:tcPr>
-            <w:tcW w:type="dxa" w:w="2828"/>
+            <w:tcW w:type="dxa" w:w="1606"/>
             <w:shd w:fill="FFF2CC"/>
           </w:tcPr>
           <w:p>
             <w:pPr>
               <w:spacing w:before="60" w:after="60"/>
+              <w:keepNext w:val="true"/>
             </w:pPr>
             <w:r/>
             <w:r>
@@ -2300,9 +2409,12 @@
         </w:tc>
       </w:tr>
       <w:tr>
+        <w:trPr>
+          <w:cantSplit w:val="true"/>
+        </w:trPr>
         <w:tc>
           <w:tcPr>
-            <w:tcW w:type="dxa" w:w="2828"/>
+            <w:tcW w:type="dxa" w:w="3213"/>
             <w:shd w:fill="0A5455"/>
           </w:tcPr>
           <w:p>
@@ -2323,7 +2435,7 @@
         </w:tc>
         <w:tc>
           <w:tcPr>
-            <w:tcW w:type="dxa" w:w="2828"/>
+            <w:tcW w:type="dxa" w:w="1606"/>
             <w:shd w:fill="FFF2CC"/>
           </w:tcPr>
           <w:p>
@@ -2343,7 +2455,7 @@
         </w:tc>
         <w:tc>
           <w:tcPr>
-            <w:tcW w:type="dxa" w:w="2828"/>
+            <w:tcW w:type="dxa" w:w="1606"/>
             <w:shd w:fill="FFF2CC"/>
           </w:tcPr>
           <w:p>
@@ -2363,7 +2475,7 @@
         </w:tc>
         <w:tc>
           <w:tcPr>
-            <w:tcW w:type="dxa" w:w="2828"/>
+            <w:tcW w:type="dxa" w:w="1606"/>
             <w:shd w:fill="FFF2CC"/>
           </w:tcPr>
           <w:p>
@@ -2383,7 +2495,7 @@
         </w:tc>
         <w:tc>
           <w:tcPr>
-            <w:tcW w:type="dxa" w:w="2828"/>
+            <w:tcW w:type="dxa" w:w="1606"/>
             <w:shd w:fill="FFF2CC"/>
           </w:tcPr>
           <w:p>
@@ -2403,9 +2515,12 @@
         </w:tc>
       </w:tr>
       <w:tr>
+        <w:trPr>
+          <w:cantSplit w:val="true"/>
+        </w:trPr>
         <w:tc>
           <w:tcPr>
-            <w:tcW w:type="dxa" w:w="2828"/>
+            <w:tcW w:type="dxa" w:w="3213"/>
             <w:shd w:fill="0A5455"/>
           </w:tcPr>
           <w:p>
@@ -2426,7 +2541,7 @@
         </w:tc>
         <w:tc>
           <w:tcPr>
-            <w:tcW w:type="dxa" w:w="2828"/>
+            <w:tcW w:type="dxa" w:w="1606"/>
             <w:shd w:fill="FFF2CC"/>
           </w:tcPr>
           <w:p>
@@ -2446,7 +2561,7 @@
         </w:tc>
         <w:tc>
           <w:tcPr>
-            <w:tcW w:type="dxa" w:w="2828"/>
+            <w:tcW w:type="dxa" w:w="1606"/>
             <w:shd w:fill="FFF2CC"/>
           </w:tcPr>
           <w:p>
@@ -2466,7 +2581,7 @@
         </w:tc>
         <w:tc>
           <w:tcPr>
-            <w:tcW w:type="dxa" w:w="2828"/>
+            <w:tcW w:type="dxa" w:w="1606"/>
             <w:shd w:fill="FFF2CC"/>
           </w:tcPr>
           <w:p>
@@ -2486,7 +2601,7 @@
         </w:tc>
         <w:tc>
           <w:tcPr>
-            <w:tcW w:type="dxa" w:w="2828"/>
+            <w:tcW w:type="dxa" w:w="1606"/>
             <w:shd w:fill="FFF2CC"/>
           </w:tcPr>
           <w:p>
@@ -2506,9 +2621,12 @@
         </w:tc>
       </w:tr>
       <w:tr>
+        <w:trPr>
+          <w:cantSplit w:val="true"/>
+        </w:trPr>
         <w:tc>
           <w:tcPr>
-            <w:tcW w:type="dxa" w:w="2828"/>
+            <w:tcW w:type="dxa" w:w="3213"/>
             <w:shd w:fill="0A5455"/>
           </w:tcPr>
           <w:p>
@@ -2529,7 +2647,7 @@
         </w:tc>
         <w:tc>
           <w:tcPr>
-            <w:tcW w:type="dxa" w:w="2828"/>
+            <w:tcW w:type="dxa" w:w="1606"/>
             <w:shd w:fill="FFF2CC"/>
           </w:tcPr>
           <w:p>
@@ -2549,7 +2667,7 @@
         </w:tc>
         <w:tc>
           <w:tcPr>
-            <w:tcW w:type="dxa" w:w="2828"/>
+            <w:tcW w:type="dxa" w:w="1606"/>
             <w:shd w:fill="FFF2CC"/>
           </w:tcPr>
           <w:p>
@@ -2569,7 +2687,7 @@
         </w:tc>
         <w:tc>
           <w:tcPr>
-            <w:tcW w:type="dxa" w:w="2828"/>
+            <w:tcW w:type="dxa" w:w="1606"/>
             <w:shd w:fill="FFF2CC"/>
           </w:tcPr>
           <w:p>
@@ -2589,7 +2707,7 @@
         </w:tc>
         <w:tc>
           <w:tcPr>
-            <w:tcW w:type="dxa" w:w="2828"/>
+            <w:tcW w:type="dxa" w:w="1606"/>
             <w:shd w:fill="FFF2CC"/>
           </w:tcPr>
           <w:p>
@@ -2609,9 +2727,12 @@
         </w:tc>
       </w:tr>
       <w:tr>
+        <w:trPr>
+          <w:cantSplit w:val="true"/>
+        </w:trPr>
         <w:tc>
           <w:tcPr>
-            <w:tcW w:type="dxa" w:w="2828"/>
+            <w:tcW w:type="dxa" w:w="3213"/>
             <w:shd w:fill="0A5455"/>
           </w:tcPr>
           <w:p>
@@ -2632,7 +2753,7 @@
         </w:tc>
         <w:tc>
           <w:tcPr>
-            <w:tcW w:type="dxa" w:w="2828"/>
+            <w:tcW w:type="dxa" w:w="1606"/>
             <w:shd w:fill="FFF2CC"/>
           </w:tcPr>
           <w:p>
@@ -2652,7 +2773,7 @@
         </w:tc>
         <w:tc>
           <w:tcPr>
-            <w:tcW w:type="dxa" w:w="2828"/>
+            <w:tcW w:type="dxa" w:w="1606"/>
             <w:shd w:fill="FFF2CC"/>
           </w:tcPr>
           <w:p>
@@ -2672,7 +2793,7 @@
         </w:tc>
         <w:tc>
           <w:tcPr>
-            <w:tcW w:type="dxa" w:w="2828"/>
+            <w:tcW w:type="dxa" w:w="1606"/>
             <w:shd w:fill="FFF2CC"/>
           </w:tcPr>
           <w:p>
@@ -2692,7 +2813,7 @@
         </w:tc>
         <w:tc>
           <w:tcPr>
-            <w:tcW w:type="dxa" w:w="2828"/>
+            <w:tcW w:type="dxa" w:w="1606"/>
             <w:shd w:fill="FFF2CC"/>
           </w:tcPr>
           <w:p>
